--- a/ReVal_できること紹介_友人向け.docx
+++ b/ReVal_できること紹介_友人向け.docx
@@ -854,7 +854,7 @@
                 <w:sz w:val="17"/>
                 <w:szCs w:val="17"/>
               </w:rPr>
-              <w:t xml:space="preserve">GitHubからダウンロード → 初回設定でAPIキー登録 → 起動ファイル（.bat / .command）で開くだけ。</w:t>
+              <w:t>GitHubからダウンロード → 初回設定でAPIキー登録 → 起動ファイル（Windows用_….bat / Mac用_….command）で開くだけ。※詳しい手順は同梱の「ReVal_利用手順書.docx」をご覧ください。</w:t>
             </w:r>
             <w:r>
               <w:rPr>
@@ -863,7 +863,6 @@
                 <w:sz w:val="16"/>
                 <w:szCs w:val="16"/>
               </w:rPr>
-              <w:t xml:space="preserve">※詳しい手順は同梱の「ReVal_利用手順書.docx」をご覧ください。</w:t>
             </w:r>
           </w:p>
         </w:tc>
